--- a/note/SOLID Principles.docx
+++ b/note/SOLID Principles.docx
@@ -6,7 +6,7 @@
       <w:pPr>
         <w:jc w:val="center"/>
         <w:rPr>
-          <w:rFonts w:ascii="Times New Roman" w:hAnsi="Times New Roman" w:cs="Times New Roman"/>
+          <w:rFonts w:asciiTheme="majorHAnsi" w:hAnsiTheme="majorHAnsi" w:cs="Times New Roman"/>
           <w:b/>
           <w:sz w:val="24"/>
           <w:szCs w:val="24"/>
@@ -15,7 +15,7 @@
       </w:pPr>
       <w:r>
         <w:rPr>
-          <w:rFonts w:ascii="Times New Roman" w:hAnsi="Times New Roman" w:cs="Times New Roman"/>
+          <w:rFonts w:asciiTheme="majorHAnsi" w:hAnsiTheme="majorHAnsi" w:cs="Times New Roman"/>
           <w:b/>
           <w:sz w:val="24"/>
           <w:szCs w:val="24"/>
@@ -27,15 +27,15 @@
     <w:p>
       <w:pPr>
         <w:rPr>
-          <w:rFonts w:ascii="Times New Roman" w:hAnsi="Times New Roman" w:cs="Times New Roman"/>
-          <w:sz w:val="24"/>
-          <w:szCs w:val="24"/>
-          <w:lang w:val="en-IN"/>
-        </w:rPr>
-      </w:pPr>
-      <w:r>
-        <w:rPr>
-          <w:rFonts w:ascii="Times New Roman" w:hAnsi="Times New Roman" w:cs="Times New Roman"/>
+          <w:rFonts w:asciiTheme="majorHAnsi" w:hAnsiTheme="majorHAnsi" w:cs="Times New Roman"/>
+          <w:sz w:val="24"/>
+          <w:szCs w:val="24"/>
+          <w:lang w:val="en-IN"/>
+        </w:rPr>
+      </w:pPr>
+      <w:r>
+        <w:rPr>
+          <w:rFonts w:asciiTheme="majorHAnsi" w:hAnsiTheme="majorHAnsi" w:cs="Times New Roman"/>
           <w:sz w:val="24"/>
           <w:szCs w:val="24"/>
           <w:lang w:val="en-IN"/>
@@ -51,15 +51,15 @@
           <w:numId w:val="1"/>
         </w:numPr>
         <w:rPr>
-          <w:rFonts w:ascii="Times New Roman" w:hAnsi="Times New Roman" w:cs="Times New Roman"/>
-          <w:sz w:val="24"/>
-          <w:szCs w:val="24"/>
-          <w:lang w:val="en-IN"/>
-        </w:rPr>
-      </w:pPr>
-      <w:r>
-        <w:rPr>
-          <w:rFonts w:ascii="Times New Roman" w:hAnsi="Times New Roman" w:cs="Times New Roman"/>
+          <w:rFonts w:asciiTheme="majorHAnsi" w:hAnsiTheme="majorHAnsi" w:cs="Times New Roman"/>
+          <w:sz w:val="24"/>
+          <w:szCs w:val="24"/>
+          <w:lang w:val="en-IN"/>
+        </w:rPr>
+      </w:pPr>
+      <w:r>
+        <w:rPr>
+          <w:rFonts w:asciiTheme="majorHAnsi" w:hAnsiTheme="majorHAnsi" w:cs="Times New Roman"/>
           <w:sz w:val="24"/>
           <w:szCs w:val="24"/>
           <w:lang w:val="en-IN"/>
@@ -75,15 +75,15 @@
           <w:numId w:val="1"/>
         </w:numPr>
         <w:rPr>
-          <w:rFonts w:ascii="Times New Roman" w:hAnsi="Times New Roman" w:cs="Times New Roman"/>
-          <w:sz w:val="24"/>
-          <w:szCs w:val="24"/>
-          <w:lang w:val="en-IN"/>
-        </w:rPr>
-      </w:pPr>
-      <w:r>
-        <w:rPr>
-          <w:rFonts w:ascii="Times New Roman" w:hAnsi="Times New Roman" w:cs="Times New Roman"/>
+          <w:rFonts w:asciiTheme="majorHAnsi" w:hAnsiTheme="majorHAnsi" w:cs="Times New Roman"/>
+          <w:sz w:val="24"/>
+          <w:szCs w:val="24"/>
+          <w:lang w:val="en-IN"/>
+        </w:rPr>
+      </w:pPr>
+      <w:r>
+        <w:rPr>
+          <w:rFonts w:asciiTheme="majorHAnsi" w:hAnsiTheme="majorHAnsi" w:cs="Times New Roman"/>
           <w:sz w:val="24"/>
           <w:szCs w:val="24"/>
           <w:lang w:val="en-IN"/>
@@ -99,7 +99,7 @@
           <w:numId w:val="1"/>
         </w:numPr>
         <w:rPr>
-          <w:rFonts w:ascii="Times New Roman" w:hAnsi="Times New Roman" w:cs="Times New Roman"/>
+          <w:rFonts w:asciiTheme="majorHAnsi" w:hAnsiTheme="majorHAnsi" w:cs="Times New Roman"/>
           <w:sz w:val="24"/>
           <w:szCs w:val="24"/>
           <w:lang w:val="en-IN"/>
@@ -108,7 +108,7 @@
       <w:proofErr w:type="spellStart"/>
       <w:r>
         <w:rPr>
-          <w:rFonts w:ascii="Times New Roman" w:hAnsi="Times New Roman" w:cs="Times New Roman"/>
+          <w:rFonts w:asciiTheme="majorHAnsi" w:hAnsiTheme="majorHAnsi" w:cs="Times New Roman"/>
           <w:sz w:val="24"/>
           <w:szCs w:val="24"/>
           <w:lang w:val="en-IN"/>
@@ -118,7 +118,7 @@
       <w:proofErr w:type="spellEnd"/>
       <w:r>
         <w:rPr>
-          <w:rFonts w:ascii="Times New Roman" w:hAnsi="Times New Roman" w:cs="Times New Roman"/>
+          <w:rFonts w:asciiTheme="majorHAnsi" w:hAnsiTheme="majorHAnsi" w:cs="Times New Roman"/>
           <w:sz w:val="24"/>
           <w:szCs w:val="24"/>
           <w:lang w:val="en-IN"/>
@@ -134,15 +134,15 @@
           <w:numId w:val="1"/>
         </w:numPr>
         <w:rPr>
-          <w:rFonts w:ascii="Times New Roman" w:hAnsi="Times New Roman" w:cs="Times New Roman"/>
-          <w:sz w:val="24"/>
-          <w:szCs w:val="24"/>
-          <w:lang w:val="en-IN"/>
-        </w:rPr>
-      </w:pPr>
-      <w:r>
-        <w:rPr>
-          <w:rFonts w:ascii="Times New Roman" w:hAnsi="Times New Roman" w:cs="Times New Roman"/>
+          <w:rFonts w:asciiTheme="majorHAnsi" w:hAnsiTheme="majorHAnsi" w:cs="Times New Roman"/>
+          <w:sz w:val="24"/>
+          <w:szCs w:val="24"/>
+          <w:lang w:val="en-IN"/>
+        </w:rPr>
+      </w:pPr>
+      <w:r>
+        <w:rPr>
+          <w:rFonts w:asciiTheme="majorHAnsi" w:hAnsiTheme="majorHAnsi" w:cs="Times New Roman"/>
           <w:sz w:val="24"/>
           <w:szCs w:val="24"/>
           <w:lang w:val="en-IN"/>
@@ -158,15 +158,15 @@
           <w:numId w:val="1"/>
         </w:numPr>
         <w:rPr>
-          <w:rFonts w:ascii="Times New Roman" w:hAnsi="Times New Roman" w:cs="Times New Roman"/>
-          <w:sz w:val="24"/>
-          <w:szCs w:val="24"/>
-          <w:lang w:val="en-IN"/>
-        </w:rPr>
-      </w:pPr>
-      <w:r>
-        <w:rPr>
-          <w:rFonts w:ascii="Times New Roman" w:hAnsi="Times New Roman" w:cs="Times New Roman"/>
+          <w:rFonts w:asciiTheme="majorHAnsi" w:hAnsiTheme="majorHAnsi" w:cs="Times New Roman"/>
+          <w:sz w:val="24"/>
+          <w:szCs w:val="24"/>
+          <w:lang w:val="en-IN"/>
+        </w:rPr>
+      </w:pPr>
+      <w:r>
+        <w:rPr>
+          <w:rFonts w:asciiTheme="majorHAnsi" w:hAnsiTheme="majorHAnsi" w:cs="Times New Roman"/>
           <w:sz w:val="24"/>
           <w:szCs w:val="24"/>
           <w:lang w:val="en-IN"/>
@@ -177,20 +177,58 @@
     <w:p>
       <w:pPr>
         <w:rPr>
-          <w:rFonts w:ascii="Times New Roman" w:hAnsi="Times New Roman" w:cs="Times New Roman"/>
-          <w:sz w:val="24"/>
-          <w:szCs w:val="24"/>
-          <w:lang w:val="en-IN"/>
-        </w:rPr>
-      </w:pPr>
-      <w:r>
-        <w:rPr>
-          <w:rFonts w:ascii="Times New Roman" w:hAnsi="Times New Roman" w:cs="Times New Roman"/>
-          <w:sz w:val="24"/>
-          <w:szCs w:val="24"/>
-          <w:lang w:val="en-IN"/>
-        </w:rPr>
-        <w:t>The SOLID principle helps in reducing tight coupling. Tight coupling means a group of classes are highly dependent on one another which you should avoid in your code. Opposite of tight coupling is loose coupling and your code is considered as a good code when it has loosely-coupled classes. Loosely coupled classes minimize changes in your code, helps in making code more reusable, maintainable, flexible and stable. Now let’s discuss one by one these principles</w:t>
+          <w:rFonts w:asciiTheme="majorHAnsi" w:hAnsiTheme="majorHAnsi" w:cs="Times New Roman"/>
+          <w:sz w:val="24"/>
+          <w:szCs w:val="24"/>
+          <w:lang w:val="en-IN"/>
+        </w:rPr>
+      </w:pPr>
+      <w:r>
+        <w:rPr>
+          <w:rFonts w:asciiTheme="majorHAnsi" w:hAnsiTheme="majorHAnsi" w:cs="Times New Roman"/>
+          <w:sz w:val="24"/>
+          <w:szCs w:val="24"/>
+          <w:lang w:val="en-IN"/>
+        </w:rPr>
+        <w:t xml:space="preserve">Difference between SOLID Principles &amp; Design Pattern: Solid Principles are the guidelines or philosophies for designing our code where as design patterns are proven, re-useable solution </w:t>
+      </w:r>
+      <w:proofErr w:type="gramStart"/>
+      <w:r>
+        <w:rPr>
+          <w:rFonts w:asciiTheme="majorHAnsi" w:hAnsiTheme="majorHAnsi" w:cs="Times New Roman"/>
+          <w:sz w:val="24"/>
+          <w:szCs w:val="24"/>
+          <w:lang w:val="en-IN"/>
+        </w:rPr>
+        <w:t>for an existing problems</w:t>
+      </w:r>
+      <w:proofErr w:type="gramEnd"/>
+      <w:r>
+        <w:rPr>
+          <w:rFonts w:asciiTheme="majorHAnsi" w:hAnsiTheme="majorHAnsi" w:cs="Times New Roman"/>
+          <w:sz w:val="24"/>
+          <w:szCs w:val="24"/>
+          <w:lang w:val="en-IN"/>
+        </w:rPr>
+        <w:t xml:space="preserve">. </w:t>
+      </w:r>
+      <w:r>
+        <w:rPr>
+          <w:rFonts w:asciiTheme="majorHAnsi" w:hAnsiTheme="majorHAnsi" w:cs="Times New Roman"/>
+          <w:sz w:val="24"/>
+          <w:szCs w:val="24"/>
+          <w:lang w:val="en-IN"/>
+        </w:rPr>
+        <w:br/>
+      </w:r>
+      <w:r>
+        <w:rPr>
+          <w:rFonts w:asciiTheme="majorHAnsi" w:hAnsiTheme="majorHAnsi" w:cs="Times New Roman"/>
+          <w:sz w:val="24"/>
+          <w:szCs w:val="24"/>
+          <w:lang w:val="en-IN"/>
+        </w:rPr>
+        <w:t>Now let’s discuss one by one these principles</w:t>
       </w:r>
     </w:p>
     <w:p>
@@ -201,15 +239,15 @@
           <w:numId w:val="2"/>
         </w:numPr>
         <w:rPr>
-          <w:rFonts w:ascii="Times New Roman" w:hAnsi="Times New Roman" w:cs="Times New Roman"/>
-          <w:sz w:val="24"/>
-          <w:szCs w:val="24"/>
-          <w:lang w:val="en-IN"/>
-        </w:rPr>
-      </w:pPr>
-      <w:r>
-        <w:rPr>
-          <w:rFonts w:ascii="Times New Roman" w:hAnsi="Times New Roman" w:cs="Times New Roman"/>
+          <w:rFonts w:asciiTheme="majorHAnsi" w:hAnsiTheme="majorHAnsi" w:cs="Times New Roman"/>
+          <w:sz w:val="24"/>
+          <w:szCs w:val="24"/>
+          <w:lang w:val="en-IN"/>
+        </w:rPr>
+      </w:pPr>
+      <w:r>
+        <w:rPr>
+          <w:rFonts w:asciiTheme="majorHAnsi" w:hAnsiTheme="majorHAnsi" w:cs="Times New Roman"/>
           <w:b/>
           <w:sz w:val="24"/>
           <w:szCs w:val="24"/>
@@ -219,7 +257,7 @@
       </w:r>
       <w:r>
         <w:rPr>
-          <w:rFonts w:ascii="Times New Roman" w:hAnsi="Times New Roman" w:cs="Times New Roman"/>
+          <w:rFonts w:asciiTheme="majorHAnsi" w:hAnsiTheme="majorHAnsi" w:cs="Times New Roman"/>
           <w:sz w:val="24"/>
           <w:szCs w:val="24"/>
           <w:lang w:val="en-IN"/>
@@ -228,7 +266,7 @@
       </w:r>
       <w:r>
         <w:rPr>
-          <w:rFonts w:ascii="Times New Roman" w:hAnsi="Times New Roman" w:cs="Times New Roman"/>
+          <w:rFonts w:asciiTheme="majorHAnsi" w:hAnsiTheme="majorHAnsi" w:cs="Times New Roman"/>
           <w:i/>
           <w:sz w:val="26"/>
           <w:szCs w:val="26"/>
@@ -238,7 +276,7 @@
       </w:r>
       <w:r>
         <w:rPr>
-          <w:rFonts w:ascii="Times New Roman" w:hAnsi="Times New Roman" w:cs="Times New Roman"/>
+          <w:rFonts w:asciiTheme="majorHAnsi" w:hAnsiTheme="majorHAnsi" w:cs="Times New Roman"/>
           <w:sz w:val="24"/>
           <w:szCs w:val="24"/>
           <w:lang w:val="en-IN"/>
@@ -250,15 +288,15 @@
       <w:pPr>
         <w:pStyle w:val="ListParagraph"/>
         <w:rPr>
-          <w:rFonts w:ascii="Times New Roman" w:hAnsi="Times New Roman" w:cs="Times New Roman"/>
-          <w:sz w:val="24"/>
-          <w:szCs w:val="24"/>
-          <w:lang w:val="en-IN"/>
-        </w:rPr>
-      </w:pPr>
-      <w:r>
-        <w:rPr>
-          <w:rFonts w:ascii="Times New Roman" w:hAnsi="Times New Roman" w:cs="Times New Roman"/>
+          <w:rFonts w:asciiTheme="majorHAnsi" w:hAnsiTheme="majorHAnsi" w:cs="Times New Roman"/>
+          <w:sz w:val="24"/>
+          <w:szCs w:val="24"/>
+          <w:lang w:val="en-IN"/>
+        </w:rPr>
+      </w:pPr>
+      <w:r>
+        <w:rPr>
+          <w:rFonts w:asciiTheme="majorHAnsi" w:hAnsiTheme="majorHAnsi" w:cs="Times New Roman"/>
           <w:sz w:val="24"/>
           <w:szCs w:val="24"/>
           <w:lang w:val="en-IN"/>
@@ -267,7 +305,7 @@
       </w:r>
       <w:r>
         <w:rPr>
-          <w:rFonts w:ascii="Times New Roman" w:hAnsi="Times New Roman" w:cs="Times New Roman"/>
+          <w:rFonts w:asciiTheme="majorHAnsi" w:hAnsiTheme="majorHAnsi" w:cs="Times New Roman"/>
           <w:sz w:val="24"/>
           <w:szCs w:val="24"/>
           <w:lang w:val="en-IN"/>
@@ -276,7 +314,7 @@
       </w:r>
       <w:r>
         <w:rPr>
-          <w:rFonts w:ascii="Times New Roman" w:hAnsi="Times New Roman" w:cs="Times New Roman"/>
+          <w:rFonts w:asciiTheme="majorHAnsi" w:hAnsiTheme="majorHAnsi" w:cs="Times New Roman"/>
           <w:sz w:val="24"/>
           <w:szCs w:val="24"/>
           <w:lang w:val="en-IN"/>
@@ -285,7 +323,7 @@
       </w:r>
       <w:r>
         <w:rPr>
-          <w:rFonts w:ascii="Times New Roman" w:hAnsi="Times New Roman" w:cs="Times New Roman"/>
+          <w:rFonts w:asciiTheme="majorHAnsi" w:hAnsiTheme="majorHAnsi" w:cs="Times New Roman"/>
           <w:sz w:val="24"/>
           <w:szCs w:val="24"/>
           <w:lang w:val="en-IN"/>
@@ -294,7 +332,7 @@
       </w:r>
       <w:r>
         <w:rPr>
-          <w:rFonts w:ascii="Times New Roman" w:hAnsi="Times New Roman" w:cs="Times New Roman"/>
+          <w:rFonts w:asciiTheme="majorHAnsi" w:hAnsiTheme="majorHAnsi" w:cs="Times New Roman"/>
           <w:sz w:val="24"/>
           <w:szCs w:val="24"/>
           <w:lang w:val="en-IN"/>
@@ -303,7 +341,7 @@
       </w:r>
       <w:r>
         <w:rPr>
-          <w:rFonts w:ascii="Times New Roman" w:hAnsi="Times New Roman" w:cs="Times New Roman"/>
+          <w:rFonts w:asciiTheme="majorHAnsi" w:hAnsiTheme="majorHAnsi" w:cs="Times New Roman"/>
           <w:sz w:val="24"/>
           <w:szCs w:val="24"/>
           <w:lang w:val="en-IN"/>
@@ -319,15 +357,15 @@
           <w:numId w:val="2"/>
         </w:numPr>
         <w:rPr>
-          <w:rFonts w:ascii="Times New Roman" w:hAnsi="Times New Roman" w:cs="Times New Roman"/>
-          <w:sz w:val="24"/>
-          <w:szCs w:val="24"/>
-          <w:lang w:val="en-IN"/>
-        </w:rPr>
-      </w:pPr>
-      <w:r>
-        <w:rPr>
-          <w:rFonts w:ascii="Times New Roman" w:hAnsi="Times New Roman" w:cs="Times New Roman"/>
+          <w:rFonts w:asciiTheme="majorHAnsi" w:hAnsiTheme="majorHAnsi" w:cs="Times New Roman"/>
+          <w:sz w:val="24"/>
+          <w:szCs w:val="24"/>
+          <w:lang w:val="en-IN"/>
+        </w:rPr>
+      </w:pPr>
+      <w:r>
+        <w:rPr>
+          <w:rFonts w:asciiTheme="majorHAnsi" w:hAnsiTheme="majorHAnsi" w:cs="Times New Roman"/>
           <w:b/>
           <w:sz w:val="24"/>
           <w:szCs w:val="24"/>
@@ -337,7 +375,7 @@
       </w:r>
       <w:r>
         <w:rPr>
-          <w:rFonts w:ascii="Times New Roman" w:hAnsi="Times New Roman" w:cs="Times New Roman"/>
+          <w:rFonts w:asciiTheme="majorHAnsi" w:hAnsiTheme="majorHAnsi" w:cs="Times New Roman"/>
           <w:sz w:val="24"/>
           <w:szCs w:val="24"/>
           <w:lang w:val="en-IN"/>
@@ -346,7 +384,7 @@
       </w:r>
       <w:r>
         <w:rPr>
-          <w:rFonts w:ascii="Times New Roman" w:hAnsi="Times New Roman" w:cs="Times New Roman"/>
+          <w:rFonts w:asciiTheme="majorHAnsi" w:hAnsiTheme="majorHAnsi" w:cs="Times New Roman"/>
           <w:i/>
           <w:sz w:val="26"/>
           <w:szCs w:val="26"/>
@@ -356,7 +394,7 @@
       </w:r>
       <w:r>
         <w:rPr>
-          <w:rFonts w:ascii="Times New Roman" w:hAnsi="Times New Roman" w:cs="Times New Roman"/>
+          <w:rFonts w:asciiTheme="majorHAnsi" w:hAnsiTheme="majorHAnsi" w:cs="Times New Roman"/>
           <w:sz w:val="24"/>
           <w:szCs w:val="24"/>
           <w:lang w:val="en-IN"/>
@@ -366,7 +404,7 @@
       <w:proofErr w:type="gramStart"/>
       <w:r>
         <w:rPr>
-          <w:rFonts w:ascii="Times New Roman" w:hAnsi="Times New Roman" w:cs="Times New Roman"/>
+          <w:rFonts w:asciiTheme="majorHAnsi" w:hAnsiTheme="majorHAnsi" w:cs="Times New Roman"/>
           <w:sz w:val="24"/>
           <w:szCs w:val="24"/>
           <w:lang w:val="en-IN"/>
@@ -376,7 +414,7 @@
       <w:proofErr w:type="gramEnd"/>
       <w:r>
         <w:rPr>
-          <w:rFonts w:ascii="Times New Roman" w:hAnsi="Times New Roman" w:cs="Times New Roman"/>
+          <w:rFonts w:asciiTheme="majorHAnsi" w:hAnsiTheme="majorHAnsi" w:cs="Times New Roman"/>
           <w:sz w:val="24"/>
           <w:szCs w:val="24"/>
           <w:lang w:val="en-IN"/>
@@ -385,7 +423,7 @@
       </w:r>
       <w:r>
         <w:rPr>
-          <w:rFonts w:ascii="Times New Roman" w:hAnsi="Times New Roman" w:cs="Times New Roman"/>
+          <w:rFonts w:asciiTheme="majorHAnsi" w:hAnsiTheme="majorHAnsi" w:cs="Times New Roman"/>
           <w:sz w:val="24"/>
           <w:szCs w:val="24"/>
           <w:lang w:val="en-IN"/>
@@ -394,7 +432,7 @@
       </w:r>
       <w:r>
         <w:rPr>
-          <w:rFonts w:ascii="Times New Roman" w:hAnsi="Times New Roman" w:cs="Times New Roman"/>
+          <w:rFonts w:asciiTheme="majorHAnsi" w:hAnsiTheme="majorHAnsi" w:cs="Times New Roman"/>
           <w:sz w:val="24"/>
           <w:szCs w:val="24"/>
           <w:lang w:val="en-IN"/>
@@ -403,7 +441,7 @@
       </w:r>
       <w:r>
         <w:rPr>
-          <w:rFonts w:ascii="Times New Roman" w:hAnsi="Times New Roman" w:cs="Times New Roman"/>
+          <w:rFonts w:asciiTheme="majorHAnsi" w:hAnsiTheme="majorHAnsi" w:cs="Times New Roman"/>
           <w:sz w:val="24"/>
           <w:szCs w:val="24"/>
           <w:lang w:val="en-IN"/>
@@ -413,7 +451,7 @@
       </w:r>
       <w:r>
         <w:rPr>
-          <w:rFonts w:ascii="Times New Roman" w:hAnsi="Times New Roman" w:cs="Times New Roman"/>
+          <w:rFonts w:asciiTheme="majorHAnsi" w:hAnsiTheme="majorHAnsi" w:cs="Times New Roman"/>
           <w:sz w:val="24"/>
           <w:szCs w:val="24"/>
           <w:lang w:val="en-IN"/>
@@ -422,7 +460,7 @@
       </w:r>
       <w:r>
         <w:rPr>
-          <w:rFonts w:ascii="Times New Roman" w:hAnsi="Times New Roman" w:cs="Times New Roman"/>
+          <w:rFonts w:asciiTheme="majorHAnsi" w:hAnsiTheme="majorHAnsi" w:cs="Times New Roman"/>
           <w:sz w:val="24"/>
           <w:szCs w:val="24"/>
           <w:lang w:val="en-IN"/>
@@ -431,7 +469,7 @@
       </w:r>
       <w:r>
         <w:rPr>
-          <w:rFonts w:ascii="Times New Roman" w:hAnsi="Times New Roman" w:cs="Times New Roman"/>
+          <w:rFonts w:asciiTheme="majorHAnsi" w:hAnsiTheme="majorHAnsi" w:cs="Times New Roman"/>
           <w:sz w:val="24"/>
           <w:szCs w:val="24"/>
           <w:lang w:val="en-IN"/>
@@ -440,7 +478,7 @@
       </w:r>
       <w:r>
         <w:rPr>
-          <w:rFonts w:ascii="Times New Roman" w:hAnsi="Times New Roman" w:cs="Times New Roman"/>
+          <w:rFonts w:asciiTheme="majorHAnsi" w:hAnsiTheme="majorHAnsi" w:cs="Times New Roman"/>
           <w:sz w:val="24"/>
           <w:szCs w:val="24"/>
           <w:lang w:val="en-IN"/>
@@ -456,7 +494,7 @@
           <w:numId w:val="2"/>
         </w:numPr>
         <w:rPr>
-          <w:rFonts w:ascii="Times New Roman" w:hAnsi="Times New Roman" w:cs="Times New Roman"/>
+          <w:rFonts w:asciiTheme="majorHAnsi" w:hAnsiTheme="majorHAnsi" w:cs="Times New Roman"/>
           <w:sz w:val="24"/>
           <w:szCs w:val="24"/>
           <w:lang w:val="en-IN"/>
@@ -465,7 +503,7 @@
       <w:proofErr w:type="spellStart"/>
       <w:r>
         <w:rPr>
-          <w:rFonts w:ascii="Times New Roman" w:hAnsi="Times New Roman" w:cs="Times New Roman"/>
+          <w:rFonts w:asciiTheme="majorHAnsi" w:hAnsiTheme="majorHAnsi" w:cs="Times New Roman"/>
           <w:b/>
           <w:sz w:val="24"/>
           <w:szCs w:val="24"/>
@@ -476,7 +514,7 @@
       <w:proofErr w:type="spellEnd"/>
       <w:r>
         <w:rPr>
-          <w:rFonts w:ascii="Times New Roman" w:hAnsi="Times New Roman" w:cs="Times New Roman"/>
+          <w:rFonts w:asciiTheme="majorHAnsi" w:hAnsiTheme="majorHAnsi" w:cs="Times New Roman"/>
           <w:b/>
           <w:sz w:val="24"/>
           <w:szCs w:val="24"/>
@@ -486,65 +524,54 @@
       </w:r>
       <w:r>
         <w:rPr>
-          <w:rFonts w:ascii="Times New Roman" w:hAnsi="Times New Roman" w:cs="Times New Roman"/>
-          <w:sz w:val="24"/>
-          <w:szCs w:val="24"/>
-          <w:lang w:val="en-IN"/>
-        </w:rPr>
-        <w:t xml:space="preserve">: The principle was introduced by Barbara </w:t>
-      </w:r>
-      <w:proofErr w:type="spellStart"/>
-      <w:r>
-        <w:rPr>
-          <w:rFonts w:ascii="Times New Roman" w:hAnsi="Times New Roman" w:cs="Times New Roman"/>
-          <w:sz w:val="24"/>
-          <w:szCs w:val="24"/>
-          <w:lang w:val="en-IN"/>
-        </w:rPr>
-        <w:t>Liskov</w:t>
-      </w:r>
-      <w:proofErr w:type="spellEnd"/>
-      <w:r>
-        <w:rPr>
-          <w:rFonts w:ascii="Times New Roman" w:hAnsi="Times New Roman" w:cs="Times New Roman"/>
-          <w:sz w:val="24"/>
-          <w:szCs w:val="24"/>
-          <w:lang w:val="en-IN"/>
-        </w:rPr>
-        <w:t xml:space="preserve"> in 1987 and according to this principle “Derived or child classes must be substitutable for their base or parent </w:t>
-      </w:r>
-      <w:proofErr w:type="spellStart"/>
-      <w:r>
-        <w:rPr>
-          <w:rFonts w:ascii="Times New Roman" w:hAnsi="Times New Roman" w:cs="Times New Roman"/>
-          <w:sz w:val="24"/>
-          <w:szCs w:val="24"/>
-          <w:lang w:val="en-IN"/>
-        </w:rPr>
-        <w:t>classes“.</w:t>
-      </w:r>
-      <w:r>
-        <w:rPr>
-          <w:rFonts w:ascii="Times New Roman" w:hAnsi="Times New Roman" w:cs="Times New Roman"/>
-          <w:sz w:val="24"/>
-          <w:szCs w:val="24"/>
-          <w:lang w:val="en-IN"/>
-        </w:rPr>
-        <w:t>It</w:t>
-      </w:r>
-      <w:proofErr w:type="spellEnd"/>
-      <w:r>
-        <w:rPr>
-          <w:rFonts w:ascii="Times New Roman" w:hAnsi="Times New Roman" w:cs="Times New Roman"/>
-          <w:sz w:val="24"/>
-          <w:szCs w:val="24"/>
-          <w:lang w:val="en-IN"/>
-        </w:rPr>
-        <w:t xml:space="preserve"> means</w:t>
-      </w:r>
-      <w:r>
-        <w:rPr>
-          <w:rFonts w:ascii="Times New Roman" w:hAnsi="Times New Roman" w:cs="Times New Roman"/>
+          <w:rFonts w:asciiTheme="majorHAnsi" w:hAnsiTheme="majorHAnsi" w:cs="Times New Roman"/>
+          <w:sz w:val="24"/>
+          <w:szCs w:val="24"/>
+          <w:lang w:val="en-IN"/>
+        </w:rPr>
+        <w:t>:</w:t>
+      </w:r>
+      <w:r>
+        <w:rPr>
+          <w:rFonts w:asciiTheme="majorHAnsi" w:hAnsiTheme="majorHAnsi" w:cs="Times New Roman"/>
+          <w:sz w:val="24"/>
+          <w:szCs w:val="24"/>
+          <w:lang w:val="en-IN"/>
+        </w:rPr>
+        <w:t xml:space="preserve"> “</w:t>
+      </w:r>
+      <w:r>
+        <w:rPr>
+          <w:rFonts w:asciiTheme="majorHAnsi" w:hAnsiTheme="majorHAnsi" w:cs="Times New Roman"/>
+          <w:i/>
+          <w:iCs/>
+          <w:sz w:val="24"/>
+          <w:szCs w:val="24"/>
+          <w:lang w:val="en-IN"/>
+        </w:rPr>
+        <w:t>Objects of a Child class should be able to replace objects of its parent classes</w:t>
+      </w:r>
+      <w:r>
+        <w:rPr>
+          <w:rFonts w:asciiTheme="majorHAnsi" w:hAnsiTheme="majorHAnsi" w:cs="Times New Roman"/>
+          <w:sz w:val="24"/>
+          <w:szCs w:val="24"/>
+          <w:lang w:val="en-IN"/>
+        </w:rPr>
+        <w:t>”</w:t>
+      </w:r>
+      <w:r>
+        <w:rPr>
+          <w:rFonts w:asciiTheme="majorHAnsi" w:hAnsiTheme="majorHAnsi" w:cs="Times New Roman"/>
+          <w:sz w:val="24"/>
+          <w:szCs w:val="24"/>
+          <w:lang w:val="en-IN"/>
+        </w:rPr>
+        <w:t>.</w:t>
+      </w:r>
+      <w:r>
+        <w:rPr>
+          <w:rFonts w:asciiTheme="majorHAnsi" w:hAnsiTheme="majorHAnsi" w:cs="Times New Roman"/>
           <w:sz w:val="24"/>
           <w:szCs w:val="24"/>
           <w:lang w:val="en-IN"/>
@@ -553,19 +580,82 @@
       </w:r>
       <w:r>
         <w:rPr>
-          <w:rFonts w:ascii="Times New Roman" w:hAnsi="Times New Roman" w:cs="Times New Roman"/>
-          <w:sz w:val="24"/>
-          <w:szCs w:val="24"/>
-          <w:lang w:val="en-IN"/>
-        </w:rPr>
-        <w:t xml:space="preserve">If class B is subtype of class A, then we should be able to replace object if A with B without breaking the behaviour of the program. </w:t>
+          <w:rFonts w:asciiTheme="majorHAnsi" w:hAnsiTheme="majorHAnsi" w:cs="Times New Roman"/>
+          <w:sz w:val="24"/>
+          <w:szCs w:val="24"/>
+          <w:lang w:val="en-IN"/>
+        </w:rPr>
+        <w:t>It means</w:t>
+      </w:r>
+      <w:r>
+        <w:rPr>
+          <w:rFonts w:asciiTheme="majorHAnsi" w:hAnsiTheme="majorHAnsi" w:cs="Times New Roman"/>
+          <w:sz w:val="24"/>
+          <w:szCs w:val="24"/>
+          <w:lang w:val="en-IN"/>
+        </w:rPr>
+        <w:t xml:space="preserve"> </w:t>
+      </w:r>
+      <w:r>
+        <w:rPr>
+          <w:rFonts w:asciiTheme="majorHAnsi" w:hAnsiTheme="majorHAnsi" w:cs="Times New Roman"/>
+          <w:sz w:val="24"/>
+          <w:szCs w:val="24"/>
+          <w:lang w:val="en-IN"/>
+        </w:rPr>
+        <w:t>i</w:t>
+      </w:r>
+      <w:r>
+        <w:rPr>
+          <w:rFonts w:asciiTheme="majorHAnsi" w:hAnsiTheme="majorHAnsi" w:cs="Times New Roman"/>
+          <w:sz w:val="24"/>
+          <w:szCs w:val="24"/>
+          <w:lang w:val="en-IN"/>
+        </w:rPr>
+        <w:t xml:space="preserve">f class B is </w:t>
+      </w:r>
+      <w:r>
+        <w:rPr>
+          <w:rFonts w:asciiTheme="majorHAnsi" w:hAnsiTheme="majorHAnsi" w:cs="Times New Roman"/>
+          <w:sz w:val="24"/>
+          <w:szCs w:val="24"/>
+          <w:lang w:val="en-IN"/>
+        </w:rPr>
+        <w:t xml:space="preserve">child </w:t>
+      </w:r>
+      <w:r>
+        <w:rPr>
+          <w:rFonts w:asciiTheme="majorHAnsi" w:hAnsiTheme="majorHAnsi" w:cs="Times New Roman"/>
+          <w:sz w:val="24"/>
+          <w:szCs w:val="24"/>
+          <w:lang w:val="en-IN"/>
+        </w:rPr>
+        <w:t>of class A, then we sh</w:t>
+      </w:r>
+      <w:r>
+        <w:rPr>
+          <w:rFonts w:asciiTheme="majorHAnsi" w:hAnsiTheme="majorHAnsi" w:cs="Times New Roman"/>
+          <w:sz w:val="24"/>
+          <w:szCs w:val="24"/>
+          <w:lang w:val="en-IN"/>
+        </w:rPr>
+        <w:t>ould be able to replace object o</w:t>
+      </w:r>
+      <w:r>
+        <w:rPr>
+          <w:rFonts w:asciiTheme="majorHAnsi" w:hAnsiTheme="majorHAnsi" w:cs="Times New Roman"/>
+          <w:sz w:val="24"/>
+          <w:szCs w:val="24"/>
+          <w:lang w:val="en-IN"/>
+        </w:rPr>
+        <w:t xml:space="preserve">f A with B without breaking the behaviour of the program. </w:t>
       </w:r>
     </w:p>
     <w:p>
       <w:pPr>
         <w:pStyle w:val="ListParagraph"/>
         <w:rPr>
-          <w:rFonts w:ascii="Times New Roman" w:hAnsi="Times New Roman" w:cs="Times New Roman"/>
+          <w:rFonts w:asciiTheme="majorHAnsi" w:hAnsiTheme="majorHAnsi" w:cs="Times New Roman"/>
           <w:sz w:val="24"/>
           <w:szCs w:val="24"/>
           <w:lang w:val="en-IN"/>
@@ -574,7 +664,7 @@
       <w:proofErr w:type="gramStart"/>
       <w:r>
         <w:rPr>
-          <w:rFonts w:ascii="Times New Roman" w:hAnsi="Times New Roman" w:cs="Times New Roman"/>
+          <w:rFonts w:asciiTheme="majorHAnsi" w:hAnsiTheme="majorHAnsi" w:cs="Times New Roman"/>
           <w:sz w:val="24"/>
           <w:szCs w:val="24"/>
           <w:lang w:val="en-IN"/>
@@ -583,7 +673,7 @@
       </w:r>
       <w:r>
         <w:rPr>
-          <w:rFonts w:ascii="Times New Roman" w:hAnsi="Times New Roman" w:cs="Times New Roman"/>
+          <w:rFonts w:asciiTheme="majorHAnsi" w:hAnsiTheme="majorHAnsi" w:cs="Times New Roman"/>
           <w:sz w:val="24"/>
           <w:szCs w:val="24"/>
           <w:lang w:val="en-IN"/>
@@ -593,26 +683,26 @@
       <w:proofErr w:type="gramEnd"/>
       <w:r>
         <w:rPr>
-          <w:rFonts w:ascii="Times New Roman" w:hAnsi="Times New Roman" w:cs="Times New Roman"/>
-          <w:sz w:val="24"/>
-          <w:szCs w:val="24"/>
-          <w:lang w:val="en-IN"/>
-        </w:rPr>
-        <w:t xml:space="preserve"> a rectangle having four sides. A rectangle’s height can be any value and width can be any value. A square is a rectangle with equal width and height. So we can say that we can extend the properties of the rectangle class into square class. In order to do that you need to swap the child (square) class with parent (rectangle) class to fit the definition of a square having four equal sides but a derived class does not </w:t>
-      </w:r>
-      <w:r>
-        <w:rPr>
-          <w:rFonts w:ascii="Times New Roman" w:hAnsi="Times New Roman" w:cs="Times New Roman"/>
+          <w:rFonts w:asciiTheme="majorHAnsi" w:hAnsiTheme="majorHAnsi" w:cs="Times New Roman"/>
+          <w:sz w:val="24"/>
+          <w:szCs w:val="24"/>
+          <w:lang w:val="en-IN"/>
+        </w:rPr>
+        <w:t xml:space="preserve"> a rectangle having four sides. A rectangle’s height can be any value and width can be any value. A square is a rectangle with equal width and height. So we can say that we can extend the properties of the rectangle class into square class. In order to do that you need to swap the child (square) class with parent (rectangle) class to fit the definition of a square having four equal sides but a </w:t>
+      </w:r>
+      <w:r>
+        <w:rPr>
+          <w:rFonts w:asciiTheme="majorHAnsi" w:hAnsiTheme="majorHAnsi" w:cs="Times New Roman"/>
           <w:sz w:val="24"/>
           <w:szCs w:val="24"/>
           <w:lang w:val="en-IN"/>
         </w:rPr>
         <w:lastRenderedPageBreak/>
-        <w:t>affect the behavio</w:t>
-      </w:r>
-      <w:r>
-        <w:rPr>
-          <w:rFonts w:ascii="Times New Roman" w:hAnsi="Times New Roman" w:cs="Times New Roman"/>
+        <w:t>derived class does not affect the behavio</w:t>
+      </w:r>
+      <w:r>
+        <w:rPr>
+          <w:rFonts w:asciiTheme="majorHAnsi" w:hAnsiTheme="majorHAnsi" w:cs="Times New Roman"/>
           <w:sz w:val="24"/>
           <w:szCs w:val="24"/>
           <w:lang w:val="en-IN"/>
@@ -621,7 +711,7 @@
       </w:r>
       <w:r>
         <w:rPr>
-          <w:rFonts w:ascii="Times New Roman" w:hAnsi="Times New Roman" w:cs="Times New Roman"/>
+          <w:rFonts w:asciiTheme="majorHAnsi" w:hAnsiTheme="majorHAnsi" w:cs="Times New Roman"/>
           <w:sz w:val="24"/>
           <w:szCs w:val="24"/>
           <w:lang w:val="en-IN"/>
@@ -631,7 +721,7 @@
       <w:proofErr w:type="spellStart"/>
       <w:r>
         <w:rPr>
-          <w:rFonts w:ascii="Times New Roman" w:hAnsi="Times New Roman" w:cs="Times New Roman"/>
+          <w:rFonts w:asciiTheme="majorHAnsi" w:hAnsiTheme="majorHAnsi" w:cs="Times New Roman"/>
           <w:sz w:val="24"/>
           <w:szCs w:val="24"/>
           <w:lang w:val="en-IN"/>
@@ -641,7 +731,7 @@
       <w:proofErr w:type="spellEnd"/>
       <w:r>
         <w:rPr>
-          <w:rFonts w:ascii="Times New Roman" w:hAnsi="Times New Roman" w:cs="Times New Roman"/>
+          <w:rFonts w:asciiTheme="majorHAnsi" w:hAnsiTheme="majorHAnsi" w:cs="Times New Roman"/>
           <w:sz w:val="24"/>
           <w:szCs w:val="24"/>
           <w:lang w:val="en-IN"/>
@@ -657,15 +747,15 @@
           <w:numId w:val="2"/>
         </w:numPr>
         <w:rPr>
-          <w:rFonts w:ascii="Times New Roman" w:hAnsi="Times New Roman" w:cs="Times New Roman"/>
-          <w:sz w:val="24"/>
-          <w:szCs w:val="24"/>
-          <w:lang w:val="en-IN"/>
-        </w:rPr>
-      </w:pPr>
-      <w:r>
-        <w:rPr>
-          <w:rFonts w:ascii="Times New Roman" w:hAnsi="Times New Roman" w:cs="Times New Roman"/>
+          <w:rFonts w:asciiTheme="majorHAnsi" w:hAnsiTheme="majorHAnsi" w:cs="Times New Roman"/>
+          <w:sz w:val="24"/>
+          <w:szCs w:val="24"/>
+          <w:lang w:val="en-IN"/>
+        </w:rPr>
+      </w:pPr>
+      <w:r>
+        <w:rPr>
+          <w:rFonts w:asciiTheme="majorHAnsi" w:hAnsiTheme="majorHAnsi" w:cs="Times New Roman"/>
           <w:b/>
           <w:sz w:val="24"/>
           <w:szCs w:val="24"/>
@@ -675,16 +765,18 @@
       </w:r>
       <w:r>
         <w:rPr>
-          <w:rFonts w:ascii="Times New Roman" w:hAnsi="Times New Roman" w:cs="Times New Roman"/>
-          <w:sz w:val="24"/>
-          <w:szCs w:val="24"/>
-          <w:lang w:val="en-IN"/>
-        </w:rPr>
-        <w:t>: This principle is the first principle that applies to Interfaces instead of classes in SOLID and it is similar to the single responsibility principle. It states that “</w:t>
-      </w:r>
-      <w:r>
-        <w:rPr>
-          <w:rFonts w:ascii="Times New Roman" w:hAnsi="Times New Roman" w:cs="Times New Roman"/>
+          <w:rFonts w:asciiTheme="majorHAnsi" w:hAnsiTheme="majorHAnsi" w:cs="Times New Roman"/>
+          <w:sz w:val="24"/>
+          <w:szCs w:val="24"/>
+          <w:lang w:val="en-IN"/>
+        </w:rPr>
+        <w:t>: It states that “</w:t>
+      </w:r>
+      <w:r>
+        <w:rPr>
+          <w:rFonts w:asciiTheme="majorHAnsi" w:hAnsiTheme="majorHAnsi" w:cs="Times New Roman"/>
+          <w:i/>
+          <w:iCs/>
           <w:sz w:val="26"/>
           <w:szCs w:val="26"/>
           <w:lang w:val="en-IN"/>
@@ -693,7 +785,7 @@
       </w:r>
       <w:r>
         <w:rPr>
-          <w:rFonts w:ascii="Times New Roman" w:hAnsi="Times New Roman" w:cs="Times New Roman"/>
+          <w:rFonts w:asciiTheme="majorHAnsi" w:hAnsiTheme="majorHAnsi" w:cs="Times New Roman"/>
           <w:sz w:val="24"/>
           <w:szCs w:val="24"/>
           <w:lang w:val="en-IN"/>
@@ -702,56 +794,36 @@
       </w:r>
       <w:r>
         <w:rPr>
-          <w:rFonts w:ascii="Times New Roman" w:hAnsi="Times New Roman" w:cs="Times New Roman"/>
+          <w:rFonts w:asciiTheme="majorHAnsi" w:hAnsiTheme="majorHAnsi" w:cs="Times New Roman"/>
           <w:sz w:val="24"/>
           <w:szCs w:val="24"/>
           <w:lang w:val="en-IN"/>
         </w:rPr>
         <w:t xml:space="preserve">Here </w:t>
       </w:r>
-      <w:proofErr w:type="spellStart"/>
-      <w:r>
-        <w:rPr>
-          <w:rFonts w:ascii="Times New Roman" w:hAnsi="Times New Roman" w:cs="Times New Roman"/>
-          <w:sz w:val="24"/>
-          <w:szCs w:val="24"/>
-          <w:lang w:val="en-IN"/>
-        </w:rPr>
-        <w:t>o</w:t>
-      </w:r>
-      <w:r>
-        <w:rPr>
-          <w:rFonts w:ascii="Times New Roman" w:hAnsi="Times New Roman" w:cs="Times New Roman"/>
-          <w:sz w:val="24"/>
-          <w:szCs w:val="24"/>
-          <w:lang w:val="en-IN"/>
-        </w:rPr>
-        <w:t>our</w:t>
-      </w:r>
-      <w:proofErr w:type="spellEnd"/>
-      <w:r>
-        <w:rPr>
-          <w:rFonts w:ascii="Times New Roman" w:hAnsi="Times New Roman" w:cs="Times New Roman"/>
-          <w:sz w:val="24"/>
-          <w:szCs w:val="24"/>
-          <w:lang w:val="en-IN"/>
-        </w:rPr>
-        <w:t xml:space="preserve"> main goal is to focus on avoiding fat interface and give preference to many small client-specific interfaces. You should prefer many client interfaces rather than one general interface and each interface should have a specific responsibility.</w:t>
+      <w:r>
+        <w:rPr>
+          <w:rFonts w:asciiTheme="majorHAnsi" w:hAnsiTheme="majorHAnsi" w:cs="Times New Roman"/>
+          <w:sz w:val="24"/>
+          <w:szCs w:val="24"/>
+          <w:lang w:val="en-IN"/>
+        </w:rPr>
+        <w:t>our main goal is to focus on avoiding fat interface and give preference to many small client-specific interfaces. You should prefer many client interfaces rather than one general interface and each interface should have a specific responsibility.</w:t>
       </w:r>
     </w:p>
     <w:p>
       <w:pPr>
         <w:pStyle w:val="ListParagraph"/>
         <w:rPr>
-          <w:rFonts w:ascii="Times New Roman" w:hAnsi="Times New Roman" w:cs="Times New Roman"/>
-          <w:sz w:val="24"/>
-          <w:szCs w:val="24"/>
-          <w:lang w:val="en-IN"/>
-        </w:rPr>
-      </w:pPr>
-      <w:r>
-        <w:rPr>
-          <w:rFonts w:ascii="Times New Roman" w:hAnsi="Times New Roman" w:cs="Times New Roman"/>
+          <w:rFonts w:asciiTheme="majorHAnsi" w:hAnsiTheme="majorHAnsi" w:cs="Times New Roman"/>
+          <w:sz w:val="24"/>
+          <w:szCs w:val="24"/>
+          <w:lang w:val="en-IN"/>
+        </w:rPr>
+      </w:pPr>
+      <w:r>
+        <w:rPr>
+          <w:rFonts w:asciiTheme="majorHAnsi" w:hAnsiTheme="majorHAnsi" w:cs="Times New Roman"/>
           <w:sz w:val="24"/>
           <w:szCs w:val="24"/>
           <w:lang w:val="en-IN"/>
@@ -767,15 +839,17 @@
           <w:numId w:val="2"/>
         </w:numPr>
         <w:rPr>
-          <w:rFonts w:ascii="Times New Roman" w:hAnsi="Times New Roman" w:cs="Times New Roman"/>
-          <w:sz w:val="24"/>
-          <w:szCs w:val="24"/>
-          <w:lang w:val="en-IN"/>
-        </w:rPr>
-      </w:pPr>
-      <w:r>
-        <w:rPr>
-          <w:rFonts w:ascii="Times New Roman" w:hAnsi="Times New Roman" w:cs="Times New Roman"/>
+          <w:rFonts w:asciiTheme="majorHAnsi" w:hAnsiTheme="majorHAnsi" w:cs="Times New Roman"/>
+          <w:i/>
+          <w:iCs/>
+          <w:sz w:val="24"/>
+          <w:szCs w:val="24"/>
+          <w:lang w:val="en-IN"/>
+        </w:rPr>
+      </w:pPr>
+      <w:r>
+        <w:rPr>
+          <w:rFonts w:asciiTheme="majorHAnsi" w:hAnsiTheme="majorHAnsi" w:cs="Times New Roman"/>
           <w:b/>
           <w:sz w:val="24"/>
           <w:szCs w:val="24"/>
@@ -785,95 +859,127 @@
       </w:r>
       <w:r>
         <w:rPr>
-          <w:rFonts w:ascii="Times New Roman" w:hAnsi="Times New Roman" w:cs="Times New Roman"/>
-          <w:sz w:val="24"/>
-          <w:szCs w:val="24"/>
-          <w:lang w:val="en-IN"/>
-        </w:rPr>
-        <w:t>: Before we discuss this topic keep in mind that Dependency Inversion and Dependency Injection both are different concepts. Most of the people get confused about it and consider both are the same. Now two key points are here to keep in mind about this principle</w:t>
+          <w:rFonts w:asciiTheme="majorHAnsi" w:hAnsiTheme="majorHAnsi" w:cs="Times New Roman"/>
+          <w:sz w:val="24"/>
+          <w:szCs w:val="24"/>
+          <w:lang w:val="en-IN"/>
+        </w:rPr>
+        <w:t xml:space="preserve">: </w:t>
+      </w:r>
+      <w:r>
+        <w:rPr>
+          <w:rFonts w:asciiTheme="majorHAnsi" w:hAnsiTheme="majorHAnsi" w:cs="Times New Roman"/>
+          <w:sz w:val="24"/>
+          <w:szCs w:val="24"/>
+          <w:lang w:val="en-IN"/>
+        </w:rPr>
+        <w:t>“</w:t>
+      </w:r>
+      <w:r>
+        <w:rPr>
+          <w:rFonts w:asciiTheme="majorHAnsi" w:hAnsiTheme="majorHAnsi" w:cs="Times New Roman"/>
+          <w:i/>
+          <w:iCs/>
+          <w:sz w:val="24"/>
+          <w:szCs w:val="24"/>
+          <w:lang w:val="en-IN"/>
+        </w:rPr>
+        <w:t xml:space="preserve">High-level modules/classes should not depend on </w:t>
+      </w:r>
+      <w:r>
+        <w:rPr>
+          <w:rFonts w:asciiTheme="majorHAnsi" w:hAnsiTheme="majorHAnsi" w:cs="Times New Roman"/>
+          <w:i/>
+          <w:iCs/>
+          <w:sz w:val="24"/>
+          <w:szCs w:val="24"/>
+          <w:lang w:val="en-IN"/>
+        </w:rPr>
+        <w:t xml:space="preserve">low-level modules/classes. Both </w:t>
+      </w:r>
+      <w:r>
+        <w:rPr>
+          <w:rFonts w:asciiTheme="majorHAnsi" w:hAnsiTheme="majorHAnsi" w:cs="Times New Roman"/>
+          <w:i/>
+          <w:iCs/>
+          <w:sz w:val="24"/>
+          <w:szCs w:val="24"/>
+          <w:lang w:val="en-IN"/>
+        </w:rPr>
+        <w:t>should depend upon abstractions</w:t>
+      </w:r>
+      <w:r>
+        <w:rPr>
+          <w:rFonts w:asciiTheme="majorHAnsi" w:hAnsiTheme="majorHAnsi" w:cs="Times New Roman"/>
+          <w:i/>
+          <w:iCs/>
+          <w:sz w:val="24"/>
+          <w:szCs w:val="24"/>
+          <w:lang w:val="en-IN"/>
+        </w:rPr>
+        <w:t>”</w:t>
+      </w:r>
+      <w:r>
+        <w:rPr>
+          <w:rFonts w:asciiTheme="majorHAnsi" w:hAnsiTheme="majorHAnsi" w:cs="Times New Roman"/>
+          <w:i/>
+          <w:iCs/>
+          <w:sz w:val="24"/>
+          <w:szCs w:val="24"/>
+          <w:lang w:val="en-IN"/>
+        </w:rPr>
+        <w:t>.</w:t>
+      </w:r>
+      <w:r>
+        <w:rPr>
+          <w:rFonts w:asciiTheme="majorHAnsi" w:hAnsiTheme="majorHAnsi" w:cs="Times New Roman"/>
+          <w:i/>
+          <w:iCs/>
+          <w:sz w:val="24"/>
+          <w:szCs w:val="24"/>
+          <w:lang w:val="en-IN"/>
+        </w:rPr>
+        <w:t xml:space="preserve">  </w:t>
       </w:r>
     </w:p>
     <w:p>
       <w:pPr>
         <w:pStyle w:val="ListParagraph"/>
-        <w:rPr>
-          <w:rFonts w:ascii="Times New Roman" w:hAnsi="Times New Roman" w:cs="Times New Roman"/>
-          <w:sz w:val="24"/>
-          <w:szCs w:val="24"/>
-          <w:lang w:val="en-IN"/>
-        </w:rPr>
-      </w:pPr>
+        <w:jc w:val="center"/>
+        <w:rPr>
+          <w:rFonts w:asciiTheme="majorHAnsi" w:hAnsiTheme="majorHAnsi" w:cs="Times New Roman"/>
+          <w:i/>
+          <w:iCs/>
+          <w:sz w:val="24"/>
+          <w:szCs w:val="24"/>
+          <w:lang w:val="en-IN"/>
+        </w:rPr>
+      </w:pPr>
+      <w:r>
+        <w:rPr>
+          <w:rFonts w:asciiTheme="majorHAnsi" w:hAnsiTheme="majorHAnsi" w:cs="Times New Roman"/>
+          <w:i/>
+          <w:iCs/>
+          <w:sz w:val="24"/>
+          <w:szCs w:val="24"/>
+          <w:lang w:val="en-IN"/>
+        </w:rPr>
+        <w:t>–OR–</w:t>
+      </w:r>
     </w:p>
     <w:p>
       <w:pPr>
         <w:pStyle w:val="ListParagraph"/>
-        <w:numPr>
-          <w:ilvl w:val="0"/>
-          <w:numId w:val="3"/>
-        </w:numPr>
-        <w:rPr>
-          <w:rFonts w:ascii="Times New Roman" w:hAnsi="Times New Roman" w:cs="Times New Roman"/>
-          <w:sz w:val="24"/>
-          <w:szCs w:val="24"/>
-          <w:lang w:val="en-IN"/>
-        </w:rPr>
-      </w:pPr>
-      <w:r>
-        <w:rPr>
-          <w:rFonts w:ascii="Times New Roman" w:hAnsi="Times New Roman" w:cs="Times New Roman"/>
-          <w:sz w:val="24"/>
-          <w:szCs w:val="24"/>
-          <w:lang w:val="en-IN"/>
-        </w:rPr>
-        <w:t xml:space="preserve">High-level modules/classes should not depend on low-level modules/classes. Both should depend upon abstractions. </w:t>
-      </w:r>
-    </w:p>
-    <w:p>
-      <w:pPr>
-        <w:pStyle w:val="ListParagraph"/>
-        <w:numPr>
-          <w:ilvl w:val="0"/>
-          <w:numId w:val="3"/>
-        </w:numPr>
-        <w:rPr>
-          <w:rFonts w:ascii="Times New Roman" w:hAnsi="Times New Roman" w:cs="Times New Roman"/>
-          <w:sz w:val="24"/>
-          <w:szCs w:val="24"/>
-          <w:lang w:val="en-IN"/>
-        </w:rPr>
-      </w:pPr>
-      <w:r>
-        <w:rPr>
-          <w:rFonts w:ascii="Times New Roman" w:hAnsi="Times New Roman" w:cs="Times New Roman"/>
-          <w:sz w:val="24"/>
-          <w:szCs w:val="24"/>
-          <w:lang w:val="en-IN"/>
-        </w:rPr>
-        <w:t>Abstractions should not depend upon details. Details should depend upon abstractions.</w:t>
-      </w:r>
-    </w:p>
-    <w:p>
-      <w:pPr>
-        <w:pStyle w:val="ListParagraph"/>
-        <w:rPr>
-          <w:rFonts w:ascii="Times New Roman" w:hAnsi="Times New Roman" w:cs="Times New Roman"/>
-          <w:sz w:val="24"/>
-          <w:szCs w:val="24"/>
-          <w:lang w:val="en-IN"/>
-        </w:rPr>
-      </w:pPr>
-      <w:r>
-        <w:rPr>
-          <w:rFonts w:ascii="Times New Roman" w:hAnsi="Times New Roman" w:cs="Times New Roman"/>
-          <w:sz w:val="24"/>
-          <w:szCs w:val="24"/>
-          <w:lang w:val="en-IN"/>
-        </w:rPr>
-        <w:t xml:space="preserve">The above lines simply state that if a high module or class will be dependent more on low-level modules or class then your code would have tight coupling and if you will try to make a change in one class it can break another class which is risky at the production level. So always try to make classes loosely coupled as much as you can and you can achieve this through abstraction. The main motive of this principle is decoupling the dependencies so if class A changes the class B doesn’t need to care or know about the changes. </w:t>
-      </w:r>
-      <w:r>
-        <w:rPr>
-          <w:rFonts w:ascii="Times New Roman" w:hAnsi="Times New Roman" w:cs="Times New Roman"/>
+        <w:rPr>
+          <w:rFonts w:asciiTheme="majorHAnsi" w:hAnsiTheme="majorHAnsi" w:cs="Times New Roman"/>
+          <w:sz w:val="24"/>
+          <w:szCs w:val="24"/>
+          <w:lang w:val="en-IN"/>
+        </w:rPr>
+      </w:pPr>
+      <w:r>
+        <w:rPr>
+          <w:rFonts w:asciiTheme="majorHAnsi" w:hAnsiTheme="majorHAnsi" w:cs="Times New Roman"/>
           <w:sz w:val="24"/>
           <w:szCs w:val="24"/>
           <w:lang w:val="en-IN"/>
@@ -882,7 +988,7 @@
       </w:r>
       <w:r>
         <w:rPr>
-          <w:rFonts w:ascii="Times New Roman" w:hAnsi="Times New Roman" w:cs="Times New Roman"/>
+          <w:rFonts w:asciiTheme="majorHAnsi" w:hAnsiTheme="majorHAnsi" w:cs="Times New Roman"/>
           <w:i/>
           <w:sz w:val="26"/>
           <w:szCs w:val="26"/>
@@ -892,7 +998,7 @@
       </w:r>
       <w:r>
         <w:rPr>
-          <w:rFonts w:ascii="Times New Roman" w:hAnsi="Times New Roman" w:cs="Times New Roman"/>
+          <w:rFonts w:asciiTheme="majorHAnsi" w:hAnsiTheme="majorHAnsi" w:cs="Times New Roman"/>
           <w:sz w:val="24"/>
           <w:szCs w:val="24"/>
           <w:lang w:val="en-IN"/>
@@ -904,15 +1010,15 @@
       <w:pPr>
         <w:pStyle w:val="ListParagraph"/>
         <w:rPr>
-          <w:rFonts w:ascii="Times New Roman" w:hAnsi="Times New Roman" w:cs="Times New Roman"/>
-          <w:sz w:val="24"/>
-          <w:szCs w:val="24"/>
-          <w:lang w:val="en-IN"/>
-        </w:rPr>
-      </w:pPr>
-      <w:r>
-        <w:rPr>
-          <w:rFonts w:ascii="Times New Roman" w:hAnsi="Times New Roman" w:cs="Times New Roman"/>
+          <w:rFonts w:asciiTheme="majorHAnsi" w:hAnsiTheme="majorHAnsi" w:cs="Times New Roman"/>
+          <w:sz w:val="24"/>
+          <w:szCs w:val="24"/>
+          <w:lang w:val="en-IN"/>
+        </w:rPr>
+      </w:pPr>
+      <w:r>
+        <w:rPr>
+          <w:rFonts w:asciiTheme="majorHAnsi" w:hAnsiTheme="majorHAnsi" w:cs="Times New Roman"/>
           <w:sz w:val="24"/>
           <w:szCs w:val="24"/>
           <w:lang w:val="en-IN"/>
@@ -921,7 +1027,7 @@
       </w:r>
       <w:r>
         <w:rPr>
-          <w:rFonts w:ascii="Times New Roman" w:hAnsi="Times New Roman" w:cs="Times New Roman"/>
+          <w:rFonts w:asciiTheme="majorHAnsi" w:hAnsiTheme="majorHAnsi" w:cs="Times New Roman"/>
           <w:sz w:val="24"/>
           <w:szCs w:val="24"/>
           <w:lang w:val="en-IN"/>
@@ -930,7 +1036,7 @@
       </w:r>
       <w:r>
         <w:rPr>
-          <w:rFonts w:ascii="Times New Roman" w:hAnsi="Times New Roman" w:cs="Times New Roman"/>
+          <w:rFonts w:asciiTheme="majorHAnsi" w:hAnsiTheme="majorHAnsi" w:cs="Times New Roman"/>
           <w:sz w:val="24"/>
           <w:szCs w:val="24"/>
           <w:lang w:val="en-IN"/>
@@ -939,7 +1045,7 @@
       </w:r>
       <w:r>
         <w:rPr>
-          <w:rFonts w:ascii="Times New Roman" w:hAnsi="Times New Roman" w:cs="Times New Roman"/>
+          <w:rFonts w:asciiTheme="majorHAnsi" w:hAnsiTheme="majorHAnsi" w:cs="Times New Roman"/>
           <w:sz w:val="24"/>
           <w:szCs w:val="24"/>
           <w:lang w:val="en-IN"/>
@@ -948,7 +1054,7 @@
       </w:r>
       <w:r>
         <w:rPr>
-          <w:rFonts w:ascii="Times New Roman" w:hAnsi="Times New Roman" w:cs="Times New Roman"/>
+          <w:rFonts w:asciiTheme="majorHAnsi" w:hAnsiTheme="majorHAnsi" w:cs="Times New Roman"/>
           <w:sz w:val="24"/>
           <w:szCs w:val="24"/>
           <w:lang w:val="en-IN"/>
@@ -957,7 +1063,7 @@
       </w:r>
       <w:r>
         <w:rPr>
-          <w:rFonts w:ascii="Times New Roman" w:hAnsi="Times New Roman" w:cs="Times New Roman"/>
+          <w:rFonts w:asciiTheme="majorHAnsi" w:hAnsiTheme="majorHAnsi" w:cs="Times New Roman"/>
           <w:sz w:val="24"/>
           <w:szCs w:val="24"/>
           <w:lang w:val="en-IN"/>

--- a/note/SOLID Principles.docx
+++ b/note/SOLID Principles.docx
@@ -105,25 +105,14 @@
           <w:lang w:val="en-IN"/>
         </w:rPr>
       </w:pPr>
-      <w:proofErr w:type="spellStart"/>
-      <w:r>
-        <w:rPr>
-          <w:rFonts w:asciiTheme="majorHAnsi" w:hAnsiTheme="majorHAnsi" w:cs="Times New Roman"/>
-          <w:sz w:val="24"/>
-          <w:szCs w:val="24"/>
-          <w:lang w:val="en-IN"/>
-        </w:rPr>
-        <w:t>Liskov’s</w:t>
-      </w:r>
-      <w:proofErr w:type="spellEnd"/>
-      <w:r>
-        <w:rPr>
-          <w:rFonts w:asciiTheme="majorHAnsi" w:hAnsiTheme="majorHAnsi" w:cs="Times New Roman"/>
-          <w:sz w:val="24"/>
-          <w:szCs w:val="24"/>
-          <w:lang w:val="en-IN"/>
-        </w:rPr>
-        <w:t xml:space="preserve"> Substitution Principle (LSP)</w:t>
+      <w:r>
+        <w:rPr>
+          <w:rFonts w:asciiTheme="majorHAnsi" w:hAnsiTheme="majorHAnsi" w:cs="Times New Roman"/>
+          <w:sz w:val="24"/>
+          <w:szCs w:val="24"/>
+          <w:lang w:val="en-IN"/>
+        </w:rPr>
+        <w:t>Liskov’s Substitution Principle (LSP)</w:t>
       </w:r>
     </w:p>
     <w:p>
@@ -190,19 +179,17 @@
           <w:szCs w:val="24"/>
           <w:lang w:val="en-IN"/>
         </w:rPr>
-        <w:t xml:space="preserve">Difference between SOLID Principles &amp; Design Pattern: Solid Principles are the guidelines or philosophies for designing our code where as design patterns are proven, re-useable solution </w:t>
-      </w:r>
-      <w:proofErr w:type="gramStart"/>
-      <w:r>
-        <w:rPr>
-          <w:rFonts w:asciiTheme="majorHAnsi" w:hAnsiTheme="majorHAnsi" w:cs="Times New Roman"/>
-          <w:sz w:val="24"/>
-          <w:szCs w:val="24"/>
-          <w:lang w:val="en-IN"/>
-        </w:rPr>
-        <w:t>for an existing problems</w:t>
-      </w:r>
-      <w:proofErr w:type="gramEnd"/>
+        <w:t>Difference between SOLID Principles &amp; Design Pattern: Solid Principles are the guidelines or philosophies for designing our code where as design patterns are proven, re-useable solution for</w:t>
+      </w:r>
+      <w:r>
+        <w:rPr>
+          <w:rFonts w:asciiTheme="majorHAnsi" w:hAnsiTheme="majorHAnsi" w:cs="Times New Roman"/>
+          <w:sz w:val="24"/>
+          <w:szCs w:val="24"/>
+          <w:lang w:val="en-IN"/>
+        </w:rPr>
+        <w:t xml:space="preserve"> an existing problem</w:t>
+      </w:r>
       <w:r>
         <w:rPr>
           <w:rFonts w:asciiTheme="majorHAnsi" w:hAnsiTheme="majorHAnsi" w:cs="Times New Roman"/>
@@ -229,6 +216,15 @@
           <w:lang w:val="en-IN"/>
         </w:rPr>
         <w:t>Now let’s discuss one by one these principles</w:t>
+      </w:r>
+      <w:r>
+        <w:rPr>
+          <w:rFonts w:asciiTheme="majorHAnsi" w:hAnsiTheme="majorHAnsi" w:cs="Times New Roman"/>
+          <w:sz w:val="24"/>
+          <w:szCs w:val="24"/>
+          <w:lang w:val="en-IN"/>
+        </w:rPr>
+        <w:t>:</w:t>
       </w:r>
     </w:p>
     <w:p>
@@ -301,43 +297,133 @@
           <w:szCs w:val="24"/>
           <w:lang w:val="en-IN"/>
         </w:rPr>
-        <w:t xml:space="preserve">Most of the time it happens that when programmers have to add features or new </w:t>
-      </w:r>
-      <w:r>
-        <w:rPr>
-          <w:rFonts w:asciiTheme="majorHAnsi" w:hAnsiTheme="majorHAnsi" w:cs="Times New Roman"/>
-          <w:sz w:val="24"/>
-          <w:szCs w:val="24"/>
-          <w:lang w:val="en-IN"/>
-        </w:rPr>
-        <w:t>behaviour</w:t>
-      </w:r>
-      <w:r>
-        <w:rPr>
-          <w:rFonts w:asciiTheme="majorHAnsi" w:hAnsiTheme="majorHAnsi" w:cs="Times New Roman"/>
-          <w:sz w:val="24"/>
-          <w:szCs w:val="24"/>
-          <w:lang w:val="en-IN"/>
-        </w:rPr>
-        <w:t xml:space="preserve"> they implement everything into the existing class which is completely wrong. It makes their code lengthy, complex and consumes time when later something needs to be modified. Use layers i</w:t>
-      </w:r>
-      <w:r>
-        <w:rPr>
-          <w:rFonts w:asciiTheme="majorHAnsi" w:hAnsiTheme="majorHAnsi" w:cs="Times New Roman"/>
-          <w:sz w:val="24"/>
-          <w:szCs w:val="24"/>
-          <w:lang w:val="en-IN"/>
-        </w:rPr>
-        <w:t>n the</w:t>
-      </w:r>
-      <w:r>
-        <w:rPr>
-          <w:rFonts w:asciiTheme="majorHAnsi" w:hAnsiTheme="majorHAnsi" w:cs="Times New Roman"/>
-          <w:sz w:val="24"/>
-          <w:szCs w:val="24"/>
-          <w:lang w:val="en-IN"/>
-        </w:rPr>
-        <w:t xml:space="preserve"> application and break bigger</w:t>
+        <w:t xml:space="preserve">Many times </w:t>
+      </w:r>
+      <w:r>
+        <w:rPr>
+          <w:rFonts w:asciiTheme="majorHAnsi" w:hAnsiTheme="majorHAnsi" w:cs="Times New Roman"/>
+          <w:sz w:val="24"/>
+          <w:szCs w:val="24"/>
+          <w:lang w:val="en-IN"/>
+        </w:rPr>
+        <w:t xml:space="preserve">when programmers have to </w:t>
+      </w:r>
+      <w:r>
+        <w:rPr>
+          <w:rFonts w:asciiTheme="majorHAnsi" w:hAnsiTheme="majorHAnsi" w:cs="Times New Roman"/>
+          <w:sz w:val="24"/>
+          <w:szCs w:val="24"/>
+          <w:lang w:val="en-IN"/>
+        </w:rPr>
+        <w:t xml:space="preserve">implement multiple </w:t>
+      </w:r>
+      <w:r>
+        <w:rPr>
+          <w:rFonts w:asciiTheme="majorHAnsi" w:hAnsiTheme="majorHAnsi" w:cs="Times New Roman"/>
+          <w:sz w:val="24"/>
+          <w:szCs w:val="24"/>
+          <w:lang w:val="en-IN"/>
+        </w:rPr>
+        <w:t>features, t</w:t>
+      </w:r>
+      <w:r>
+        <w:rPr>
+          <w:rFonts w:asciiTheme="majorHAnsi" w:hAnsiTheme="majorHAnsi" w:cs="Times New Roman"/>
+          <w:sz w:val="24"/>
+          <w:szCs w:val="24"/>
+          <w:lang w:val="en-IN"/>
+        </w:rPr>
+        <w:t>hey implement ev</w:t>
+      </w:r>
+      <w:r>
+        <w:rPr>
+          <w:rFonts w:asciiTheme="majorHAnsi" w:hAnsiTheme="majorHAnsi" w:cs="Times New Roman"/>
+          <w:sz w:val="24"/>
+          <w:szCs w:val="24"/>
+          <w:lang w:val="en-IN"/>
+        </w:rPr>
+        <w:t xml:space="preserve">erything into </w:t>
+      </w:r>
+      <w:r>
+        <w:rPr>
+          <w:rFonts w:asciiTheme="majorHAnsi" w:hAnsiTheme="majorHAnsi" w:cs="Times New Roman"/>
+          <w:sz w:val="24"/>
+          <w:szCs w:val="24"/>
+          <w:lang w:val="en-IN"/>
+        </w:rPr>
+        <w:t xml:space="preserve">one </w:t>
+      </w:r>
+      <w:r>
+        <w:rPr>
+          <w:rFonts w:asciiTheme="majorHAnsi" w:hAnsiTheme="majorHAnsi" w:cs="Times New Roman"/>
+          <w:sz w:val="24"/>
+          <w:szCs w:val="24"/>
+          <w:lang w:val="en-IN"/>
+        </w:rPr>
+        <w:t>class. This</w:t>
+      </w:r>
+      <w:r>
+        <w:rPr>
+          <w:rFonts w:asciiTheme="majorHAnsi" w:hAnsiTheme="majorHAnsi" w:cs="Times New Roman"/>
+          <w:sz w:val="24"/>
+          <w:szCs w:val="24"/>
+          <w:lang w:val="en-IN"/>
+        </w:rPr>
+        <w:t xml:space="preserve"> </w:t>
+      </w:r>
+      <w:r>
+        <w:rPr>
+          <w:rFonts w:asciiTheme="majorHAnsi" w:hAnsiTheme="majorHAnsi" w:cs="Times New Roman"/>
+          <w:sz w:val="24"/>
+          <w:szCs w:val="24"/>
+          <w:lang w:val="en-IN"/>
+        </w:rPr>
+        <w:t xml:space="preserve">causes tight coupling and </w:t>
+      </w:r>
+      <w:r>
+        <w:rPr>
+          <w:rFonts w:asciiTheme="majorHAnsi" w:hAnsiTheme="majorHAnsi" w:cs="Times New Roman"/>
+          <w:sz w:val="24"/>
+          <w:szCs w:val="24"/>
+          <w:lang w:val="en-IN"/>
+        </w:rPr>
+        <w:t xml:space="preserve">makes </w:t>
+      </w:r>
+      <w:r>
+        <w:rPr>
+          <w:rFonts w:asciiTheme="majorHAnsi" w:hAnsiTheme="majorHAnsi" w:cs="Times New Roman"/>
+          <w:sz w:val="24"/>
+          <w:szCs w:val="24"/>
+          <w:lang w:val="en-IN"/>
+        </w:rPr>
+        <w:t>code lengthy and complex</w:t>
+      </w:r>
+      <w:r>
+        <w:rPr>
+          <w:rFonts w:asciiTheme="majorHAnsi" w:hAnsiTheme="majorHAnsi" w:cs="Times New Roman"/>
+          <w:sz w:val="24"/>
+          <w:szCs w:val="24"/>
+          <w:lang w:val="en-IN"/>
+        </w:rPr>
+        <w:t>.</w:t>
+      </w:r>
+      <w:r>
+        <w:rPr>
+          <w:rFonts w:asciiTheme="majorHAnsi" w:hAnsiTheme="majorHAnsi" w:cs="Times New Roman"/>
+          <w:sz w:val="24"/>
+          <w:szCs w:val="24"/>
+          <w:lang w:val="en-IN"/>
+        </w:rPr>
+        <w:t xml:space="preserve"> Instead we should </w:t>
+      </w:r>
+      <w:r>
+        <w:rPr>
+          <w:rFonts w:asciiTheme="majorHAnsi" w:hAnsiTheme="majorHAnsi" w:cs="Times New Roman"/>
+          <w:sz w:val="24"/>
+          <w:szCs w:val="24"/>
+          <w:lang w:val="en-IN"/>
+        </w:rPr>
+        <w:t>break bigger</w:t>
       </w:r>
       <w:r>
         <w:rPr>
@@ -399,27 +485,7 @@
           <w:szCs w:val="24"/>
           <w:lang w:val="en-IN"/>
         </w:rPr>
-        <w:t xml:space="preserve">” which means you should be able to extend </w:t>
-      </w:r>
-      <w:proofErr w:type="gramStart"/>
-      <w:r>
-        <w:rPr>
-          <w:rFonts w:asciiTheme="majorHAnsi" w:hAnsiTheme="majorHAnsi" w:cs="Times New Roman"/>
-          <w:sz w:val="24"/>
-          <w:szCs w:val="24"/>
-          <w:lang w:val="en-IN"/>
-        </w:rPr>
-        <w:t>a class</w:t>
-      </w:r>
-      <w:proofErr w:type="gramEnd"/>
-      <w:r>
-        <w:rPr>
-          <w:rFonts w:asciiTheme="majorHAnsi" w:hAnsiTheme="majorHAnsi" w:cs="Times New Roman"/>
-          <w:sz w:val="24"/>
-          <w:szCs w:val="24"/>
-          <w:lang w:val="en-IN"/>
-        </w:rPr>
-        <w:t xml:space="preserve"> </w:t>
+        <w:t xml:space="preserve">” which means you should be able to extend a class </w:t>
       </w:r>
       <w:r>
         <w:rPr>
@@ -500,7 +566,6 @@
           <w:lang w:val="en-IN"/>
         </w:rPr>
       </w:pPr>
-      <w:proofErr w:type="spellStart"/>
       <w:r>
         <w:rPr>
           <w:rFonts w:asciiTheme="majorHAnsi" w:hAnsiTheme="majorHAnsi" w:cs="Times New Roman"/>
@@ -509,18 +574,7 @@
           <w:szCs w:val="24"/>
           <w:lang w:val="en-IN"/>
         </w:rPr>
-        <w:t>Liskov’s</w:t>
-      </w:r>
-      <w:proofErr w:type="spellEnd"/>
-      <w:r>
-        <w:rPr>
-          <w:rFonts w:asciiTheme="majorHAnsi" w:hAnsiTheme="majorHAnsi" w:cs="Times New Roman"/>
-          <w:b/>
-          <w:sz w:val="24"/>
-          <w:szCs w:val="24"/>
-          <w:lang w:val="en-IN"/>
-        </w:rPr>
-        <w:t xml:space="preserve"> Substitution Principle</w:t>
+        <w:t>Liskov’s Substitution Principle</w:t>
       </w:r>
       <w:r>
         <w:rPr>
@@ -661,7 +715,6 @@
           <w:lang w:val="en-IN"/>
         </w:rPr>
       </w:pPr>
-      <w:proofErr w:type="gramStart"/>
       <w:r>
         <w:rPr>
           <w:rFonts w:asciiTheme="majorHAnsi" w:hAnsiTheme="majorHAnsi" w:cs="Times New Roman"/>
@@ -678,17 +731,16 @@
           <w:szCs w:val="24"/>
           <w:lang w:val="en-IN"/>
         </w:rPr>
-        <w:t>xamples of this principle is</w:t>
-      </w:r>
-      <w:proofErr w:type="gramEnd"/>
-      <w:r>
-        <w:rPr>
-          <w:rFonts w:asciiTheme="majorHAnsi" w:hAnsiTheme="majorHAnsi" w:cs="Times New Roman"/>
-          <w:sz w:val="24"/>
-          <w:szCs w:val="24"/>
-          <w:lang w:val="en-IN"/>
-        </w:rPr>
-        <w:t xml:space="preserve"> a rectangle having four sides. A rectangle’s height can be any value and width can be any value. A square is a rectangle with equal width and height. So we can say that we can extend the properties of the rectangle class into square class. In order to do that you need to swap the child (square) class with parent (rectangle) class to fit the definition of a square having four equal sides but a </w:t>
+        <w:t>xample</w:t>
+      </w:r>
+      <w:r>
+        <w:rPr>
+          <w:rFonts w:asciiTheme="majorHAnsi" w:hAnsiTheme="majorHAnsi" w:cs="Times New Roman"/>
+          <w:sz w:val="24"/>
+          <w:szCs w:val="24"/>
+          <w:lang w:val="en-IN"/>
+        </w:rPr>
+        <w:t xml:space="preserve"> of this principle is a rectangle having four sides. A rectangle’s height can be any value and width can be any value. A square is a rectangle with equal width and height. So we can say that we can extend the properties of the rectangle class into square class. In order to do that you need to swap the child (square) class with parent (rectangle) class to fit the definition of a square having four equal sides but a </w:t>
       </w:r>
       <w:r>
         <w:rPr>
@@ -716,27 +768,7 @@
           <w:szCs w:val="24"/>
           <w:lang w:val="en-IN"/>
         </w:rPr>
-        <w:t xml:space="preserve">r of the parent class so if you will do that it will violate the </w:t>
-      </w:r>
-      <w:proofErr w:type="spellStart"/>
-      <w:r>
-        <w:rPr>
-          <w:rFonts w:asciiTheme="majorHAnsi" w:hAnsiTheme="majorHAnsi" w:cs="Times New Roman"/>
-          <w:sz w:val="24"/>
-          <w:szCs w:val="24"/>
-          <w:lang w:val="en-IN"/>
-        </w:rPr>
-        <w:t>Liskov</w:t>
-      </w:r>
-      <w:proofErr w:type="spellEnd"/>
-      <w:r>
-        <w:rPr>
-          <w:rFonts w:asciiTheme="majorHAnsi" w:hAnsiTheme="majorHAnsi" w:cs="Times New Roman"/>
-          <w:sz w:val="24"/>
-          <w:szCs w:val="24"/>
-          <w:lang w:val="en-IN"/>
-        </w:rPr>
-        <w:t xml:space="preserve"> Substitution Principle.</w:t>
+        <w:t>r of the parent class so if you will do that it will violate the Liskov Substitution Principle.</w:t>
       </w:r>
     </w:p>
     <w:p>
@@ -790,25 +822,90 @@
           <w:szCs w:val="24"/>
           <w:lang w:val="en-IN"/>
         </w:rPr>
-        <w:t xml:space="preserve">“. </w:t>
-      </w:r>
-      <w:r>
-        <w:rPr>
-          <w:rFonts w:asciiTheme="majorHAnsi" w:hAnsiTheme="majorHAnsi" w:cs="Times New Roman"/>
-          <w:sz w:val="24"/>
-          <w:szCs w:val="24"/>
-          <w:lang w:val="en-IN"/>
-        </w:rPr>
-        <w:t xml:space="preserve">Here </w:t>
-      </w:r>
-      <w:r>
-        <w:rPr>
-          <w:rFonts w:asciiTheme="majorHAnsi" w:hAnsiTheme="majorHAnsi" w:cs="Times New Roman"/>
-          <w:sz w:val="24"/>
-          <w:szCs w:val="24"/>
-          <w:lang w:val="en-IN"/>
-        </w:rPr>
-        <w:t>our main goal is to focus on avoiding fat interface and give preference to many small client-specific interfaces. You should prefer many client interfaces rather than one general interface and each interface should have a specific responsibility.</w:t>
+        <w:t>”</w:t>
+      </w:r>
+      <w:r>
+        <w:rPr>
+          <w:rFonts w:asciiTheme="majorHAnsi" w:hAnsiTheme="majorHAnsi" w:cs="Times New Roman"/>
+          <w:sz w:val="24"/>
+          <w:szCs w:val="24"/>
+          <w:lang w:val="en-IN"/>
+        </w:rPr>
+        <w:t>.</w:t>
+      </w:r>
+      <w:r>
+        <w:rPr>
+          <w:rFonts w:asciiTheme="majorHAnsi" w:hAnsiTheme="majorHAnsi" w:cs="Times New Roman"/>
+          <w:sz w:val="24"/>
+          <w:szCs w:val="24"/>
+          <w:lang w:val="en-IN"/>
+        </w:rPr>
+        <w:t xml:space="preserve"> In</w:t>
+      </w:r>
+      <w:r>
+        <w:rPr>
+          <w:rFonts w:asciiTheme="majorHAnsi" w:hAnsiTheme="majorHAnsi" w:cs="Times New Roman"/>
+          <w:i/>
+          <w:iCs/>
+          <w:sz w:val="24"/>
+          <w:szCs w:val="24"/>
+          <w:lang w:val="en-IN"/>
+        </w:rPr>
+        <w:t xml:space="preserve"> </w:t>
+      </w:r>
+      <w:r>
+        <w:rPr>
+          <w:rFonts w:asciiTheme="majorHAnsi" w:hAnsiTheme="majorHAnsi" w:cs="Times New Roman"/>
+          <w:sz w:val="24"/>
+          <w:szCs w:val="24"/>
+          <w:lang w:val="en-IN"/>
+        </w:rPr>
+        <w:t xml:space="preserve">simple words we should not use a big </w:t>
+      </w:r>
+      <w:r>
+        <w:rPr>
+          <w:rFonts w:asciiTheme="majorHAnsi" w:hAnsiTheme="majorHAnsi" w:cs="Times New Roman"/>
+          <w:sz w:val="24"/>
+          <w:szCs w:val="24"/>
+          <w:lang w:val="en-IN"/>
+        </w:rPr>
+        <w:t xml:space="preserve">interface and give preference to </w:t>
+      </w:r>
+      <w:r>
+        <w:rPr>
+          <w:rFonts w:asciiTheme="majorHAnsi" w:hAnsiTheme="majorHAnsi" w:cs="Times New Roman"/>
+          <w:sz w:val="24"/>
+          <w:szCs w:val="24"/>
+          <w:lang w:val="en-IN"/>
+        </w:rPr>
+        <w:t xml:space="preserve">multiple </w:t>
+      </w:r>
+      <w:r>
+        <w:rPr>
+          <w:rFonts w:asciiTheme="majorHAnsi" w:hAnsiTheme="majorHAnsi" w:cs="Times New Roman"/>
+          <w:sz w:val="24"/>
+          <w:szCs w:val="24"/>
+          <w:lang w:val="en-IN"/>
+        </w:rPr>
+        <w:t>small interfaces</w:t>
+      </w:r>
+      <w:r>
+        <w:rPr>
+          <w:rFonts w:asciiTheme="majorHAnsi" w:hAnsiTheme="majorHAnsi" w:cs="Times New Roman"/>
+          <w:sz w:val="24"/>
+          <w:szCs w:val="24"/>
+          <w:lang w:val="en-IN"/>
+        </w:rPr>
+        <w:t xml:space="preserve"> (each interface must have a specific responsibility)</w:t>
+      </w:r>
+      <w:r>
+        <w:rPr>
+          <w:rFonts w:asciiTheme="majorHAnsi" w:hAnsiTheme="majorHAnsi" w:cs="Times New Roman"/>
+          <w:sz w:val="24"/>
+          <w:szCs w:val="24"/>
+          <w:lang w:val="en-IN"/>
+        </w:rPr>
+        <w:t xml:space="preserve">. </w:t>
       </w:r>
     </w:p>
     <w:p>
